--- a/DeepSkilling/Module-2/Algorithms_Data Structures.docx
+++ b/DeepSkilling/Module-2/Algorithms_Data Structures.docx
@@ -56,13 +56,8 @@
           <w:numId w:val="1"/>
         </w:numPr>
       </w:pPr>
-      <w:proofErr w:type="gramStart"/>
-      <w:r>
-        <w:t>O(</w:t>
-      </w:r>
-      <w:proofErr w:type="gramEnd"/>
-      <w:r>
-        <w:t xml:space="preserve">1) → Constant Time </w:t>
+      <w:r>
+        <w:t xml:space="preserve">O(1) → Constant Time </w:t>
       </w:r>
     </w:p>
     <w:p>
@@ -72,13 +67,8 @@
           <w:numId w:val="1"/>
         </w:numPr>
       </w:pPr>
-      <w:proofErr w:type="gramStart"/>
-      <w:r>
-        <w:t>O(</w:t>
-      </w:r>
-      <w:proofErr w:type="gramEnd"/>
-      <w:r>
-        <w:t xml:space="preserve">log n) → Logarithmic Time </w:t>
+      <w:r>
+        <w:t xml:space="preserve">O(log n) → Logarithmic Time </w:t>
       </w:r>
     </w:p>
     <w:p>
@@ -238,13 +228,8 @@
             <w:hideMark/>
           </w:tcPr>
           <w:p>
-            <w:proofErr w:type="gramStart"/>
             <w:r>
-              <w:t>O(</w:t>
-            </w:r>
-            <w:proofErr w:type="gramEnd"/>
-            <w:r>
-              <w:t>1)</w:t>
+              <w:t>O(1)</w:t>
             </w:r>
           </w:p>
         </w:tc>
@@ -255,13 +240,8 @@
             <w:hideMark/>
           </w:tcPr>
           <w:p>
-            <w:proofErr w:type="gramStart"/>
             <w:r>
-              <w:t>O(</w:t>
-            </w:r>
-            <w:proofErr w:type="gramEnd"/>
-            <w:r>
-              <w:t>1)</w:t>
+              <w:t>O(1)</w:t>
             </w:r>
           </w:p>
         </w:tc>
@@ -301,13 +281,8 @@
             <w:hideMark/>
           </w:tcPr>
           <w:p>
-            <w:proofErr w:type="gramStart"/>
             <w:r>
-              <w:t>O(</w:t>
-            </w:r>
-            <w:proofErr w:type="gramEnd"/>
-            <w:r>
-              <w:t>log n)</w:t>
+              <w:t>O(log n)</w:t>
             </w:r>
           </w:p>
         </w:tc>
@@ -347,13 +322,8 @@
             <w:hideMark/>
           </w:tcPr>
           <w:p>
-            <w:proofErr w:type="gramStart"/>
             <w:r>
-              <w:t>O(</w:t>
-            </w:r>
-            <w:proofErr w:type="gramEnd"/>
-            <w:r>
-              <w:t>log n)</w:t>
+              <w:t>O(log n)</w:t>
             </w:r>
           </w:p>
         </w:tc>
@@ -361,11 +331,9 @@
     </w:tbl>
     <w:p/>
     <w:p>
-      <w:proofErr w:type="gramStart"/>
       <w:r>
         <w:t>Code :</w:t>
       </w:r>
-      <w:proofErr w:type="gramEnd"/>
     </w:p>
     <w:p>
       <w:r>
@@ -409,15 +377,7 @@
     <w:p/>
     <w:p>
       <w:r>
-        <w:t xml:space="preserve">    public </w:t>
-      </w:r>
-      <w:proofErr w:type="gramStart"/>
-      <w:r>
-        <w:t>Product(</w:t>
-      </w:r>
-      <w:proofErr w:type="gramEnd"/>
-      <w:r>
-        <w:t xml:space="preserve">int </w:t>
+        <w:t xml:space="preserve">    public Product(int </w:t>
       </w:r>
       <w:proofErr w:type="spellStart"/>
       <w:r>
@@ -507,17 +467,12 @@
         <w:t xml:space="preserve">    static Product </w:t>
       </w:r>
       <w:proofErr w:type="spellStart"/>
-      <w:proofErr w:type="gramStart"/>
       <w:r>
         <w:t>LinearSearch</w:t>
       </w:r>
       <w:proofErr w:type="spellEnd"/>
       <w:r>
-        <w:t>(Product[</w:t>
-      </w:r>
-      <w:proofErr w:type="gramEnd"/>
-      <w:r>
-        <w:t>] products, int key)</w:t>
+        <w:t>(Product[] products, int key)</w:t>
       </w:r>
     </w:p>
     <w:p>
@@ -548,12 +503,10 @@
         <w:t xml:space="preserve">            if (</w:t>
       </w:r>
       <w:proofErr w:type="spellStart"/>
-      <w:proofErr w:type="gramStart"/>
       <w:r>
         <w:t>product.ProductId</w:t>
       </w:r>
       <w:proofErr w:type="spellEnd"/>
-      <w:proofErr w:type="gramEnd"/>
       <w:r>
         <w:t xml:space="preserve"> == key)</w:t>
       </w:r>
@@ -584,17 +537,12 @@
         <w:t xml:space="preserve">    static Product </w:t>
       </w:r>
       <w:proofErr w:type="spellStart"/>
-      <w:proofErr w:type="gramStart"/>
       <w:r>
         <w:t>BinarySearch</w:t>
       </w:r>
       <w:proofErr w:type="spellEnd"/>
       <w:r>
-        <w:t>(Product[</w:t>
-      </w:r>
-      <w:proofErr w:type="gramEnd"/>
-      <w:r>
-        <w:t>] products, int key)</w:t>
+        <w:t>(Product[] products, int key)</w:t>
       </w:r>
     </w:p>
     <w:p>
@@ -607,12 +555,10 @@
         <w:t xml:space="preserve">        int low = 0, high = </w:t>
       </w:r>
       <w:proofErr w:type="spellStart"/>
-      <w:proofErr w:type="gramStart"/>
       <w:r>
         <w:t>products.Length</w:t>
       </w:r>
       <w:proofErr w:type="spellEnd"/>
-      <w:proofErr w:type="gramEnd"/>
       <w:r>
         <w:t xml:space="preserve"> - 1;</w:t>
       </w:r>
@@ -636,18 +582,13 @@
     <w:p/>
     <w:p>
       <w:r>
-        <w:t xml:space="preserve">            if (products[mid</w:t>
-      </w:r>
-      <w:proofErr w:type="gramStart"/>
-      <w:r>
-        <w:t>].</w:t>
+        <w:t xml:space="preserve">            if (products[mid].</w:t>
       </w:r>
       <w:proofErr w:type="spellStart"/>
       <w:r>
         <w:t>ProductId</w:t>
       </w:r>
       <w:proofErr w:type="spellEnd"/>
-      <w:proofErr w:type="gramEnd"/>
       <w:r>
         <w:t xml:space="preserve"> == key)</w:t>
       </w:r>
@@ -659,18 +600,13 @@
     </w:p>
     <w:p>
       <w:r>
-        <w:t xml:space="preserve">            else if (products[mid</w:t>
-      </w:r>
-      <w:proofErr w:type="gramStart"/>
-      <w:r>
-        <w:t>].</w:t>
+        <w:t xml:space="preserve">            else if (products[mid].</w:t>
       </w:r>
       <w:proofErr w:type="spellStart"/>
       <w:r>
         <w:t>ProductId</w:t>
       </w:r>
       <w:proofErr w:type="spellEnd"/>
-      <w:proofErr w:type="gramEnd"/>
       <w:r>
         <w:t xml:space="preserve"> &lt; key)</w:t>
       </w:r>
@@ -710,15 +646,7 @@
     <w:p/>
     <w:p>
       <w:r>
-        <w:t xml:space="preserve">    static void Main(</w:t>
-      </w:r>
-      <w:proofErr w:type="gramStart"/>
-      <w:r>
-        <w:t>string[</w:t>
-      </w:r>
-      <w:proofErr w:type="gramEnd"/>
-      <w:r>
-        <w:t xml:space="preserve">] </w:t>
+        <w:t xml:space="preserve">    static void Main(string[] </w:t>
       </w:r>
       <w:proofErr w:type="spellStart"/>
       <w:r>
@@ -736,236 +664,211 @@
     </w:p>
     <w:p>
       <w:r>
+        <w:t xml:space="preserve">        Product[] products =</w:t>
+      </w:r>
+    </w:p>
+    <w:p>
+      <w:r>
+        <w:t xml:space="preserve">        {</w:t>
+      </w:r>
+    </w:p>
+    <w:p>
+      <w:r>
+        <w:t xml:space="preserve">            new Product(101, "Laptop", "Electronics"),</w:t>
+      </w:r>
+    </w:p>
+    <w:p>
+      <w:r>
+        <w:t xml:space="preserve">            new Product(102, "Mobile", "Electronics"),</w:t>
+      </w:r>
+    </w:p>
+    <w:p>
+      <w:r>
+        <w:t xml:space="preserve">            new Product(103, "Shoes", "Fashion"),</w:t>
+      </w:r>
+    </w:p>
+    <w:p>
+      <w:r>
+        <w:t xml:space="preserve">            new Product(104, "Watch", "Accessories"),</w:t>
+      </w:r>
+    </w:p>
+    <w:p>
+      <w:r>
+        <w:t xml:space="preserve">            new Product(105, "Book", "Education")</w:t>
+      </w:r>
+    </w:p>
+    <w:p>
+      <w:r>
+        <w:t xml:space="preserve">        };</w:t>
+      </w:r>
+    </w:p>
+    <w:p/>
+    <w:p>
+      <w:r>
+        <w:t xml:space="preserve">        int </w:t>
+      </w:r>
+      <w:proofErr w:type="spellStart"/>
+      <w:r>
+        <w:t>searchId</w:t>
+      </w:r>
+      <w:proofErr w:type="spellEnd"/>
+      <w:r>
+        <w:t xml:space="preserve"> = 104;</w:t>
+      </w:r>
+    </w:p>
+    <w:p/>
+    <w:p>
+      <w:r>
+        <w:t xml:space="preserve">        Product </w:t>
+      </w:r>
+      <w:proofErr w:type="spellStart"/>
+      <w:r>
+        <w:t>linearResult</w:t>
+      </w:r>
+      <w:proofErr w:type="spellEnd"/>
+      <w:r>
+        <w:t xml:space="preserve"> = </w:t>
+      </w:r>
+      <w:proofErr w:type="spellStart"/>
+      <w:r>
+        <w:t>LinearSearch</w:t>
+      </w:r>
+      <w:proofErr w:type="spellEnd"/>
+      <w:r>
+        <w:t xml:space="preserve">(products, </w:t>
+      </w:r>
+      <w:proofErr w:type="spellStart"/>
+      <w:r>
+        <w:t>searchId</w:t>
+      </w:r>
+      <w:proofErr w:type="spellEnd"/>
+      <w:r>
+        <w:t>);</w:t>
+      </w:r>
+    </w:p>
+    <w:p>
+      <w:r>
+        <w:t xml:space="preserve">        if (</w:t>
+      </w:r>
+      <w:proofErr w:type="spellStart"/>
+      <w:r>
+        <w:t>linearResult</w:t>
+      </w:r>
+      <w:proofErr w:type="spellEnd"/>
+      <w:r>
+        <w:t xml:space="preserve"> != null)</w:t>
+      </w:r>
+    </w:p>
+    <w:p>
+      <w:r>
+        <w:t xml:space="preserve">            </w:t>
+      </w:r>
+      <w:proofErr w:type="spellStart"/>
+      <w:r>
+        <w:t>Console.WriteLine</w:t>
+      </w:r>
+      <w:proofErr w:type="spellEnd"/>
+      <w:r>
+        <w:t xml:space="preserve">("Linear Search Found: " + </w:t>
+      </w:r>
+      <w:proofErr w:type="spellStart"/>
+      <w:r>
+        <w:t>linearResult.ProductName</w:t>
+      </w:r>
+      <w:proofErr w:type="spellEnd"/>
+      <w:r>
+        <w:t>);</w:t>
+      </w:r>
+    </w:p>
+    <w:p/>
+    <w:p>
+      <w:r>
+        <w:t xml:space="preserve">        Product </w:t>
+      </w:r>
+      <w:proofErr w:type="spellStart"/>
+      <w:r>
+        <w:t>binaryResult</w:t>
+      </w:r>
+      <w:proofErr w:type="spellEnd"/>
+      <w:r>
+        <w:t xml:space="preserve"> = </w:t>
+      </w:r>
+      <w:proofErr w:type="spellStart"/>
+      <w:r>
+        <w:t>BinarySearch</w:t>
+      </w:r>
+      <w:proofErr w:type="spellEnd"/>
+      <w:r>
+        <w:t xml:space="preserve">(products, </w:t>
+      </w:r>
+      <w:proofErr w:type="spellStart"/>
+      <w:r>
+        <w:t>searchId</w:t>
+      </w:r>
+      <w:proofErr w:type="spellEnd"/>
+      <w:r>
+        <w:t>);</w:t>
+      </w:r>
+    </w:p>
+    <w:p>
+      <w:r>
+        <w:t xml:space="preserve">        if (</w:t>
+      </w:r>
+      <w:proofErr w:type="spellStart"/>
+      <w:r>
+        <w:t>binaryResult</w:t>
+      </w:r>
+      <w:proofErr w:type="spellEnd"/>
+      <w:r>
+        <w:t xml:space="preserve"> != null)</w:t>
+      </w:r>
+    </w:p>
+    <w:p>
+      <w:r>
+        <w:t xml:space="preserve">            </w:t>
+      </w:r>
+      <w:proofErr w:type="spellStart"/>
+      <w:r>
+        <w:t>Console.WriteLine</w:t>
+      </w:r>
+      <w:proofErr w:type="spellEnd"/>
+      <w:r>
+        <w:t xml:space="preserve">("Binary Search Found: " + </w:t>
+      </w:r>
+      <w:proofErr w:type="spellStart"/>
+      <w:r>
+        <w:t>binaryResult.ProductName</w:t>
+      </w:r>
+      <w:proofErr w:type="spellEnd"/>
+      <w:r>
+        <w:t>);</w:t>
+      </w:r>
+    </w:p>
+    <w:p/>
+    <w:p>
+      <w:r>
         <w:t xml:space="preserve">        </w:t>
       </w:r>
-      <w:proofErr w:type="gramStart"/>
-      <w:r>
-        <w:t>Product[</w:t>
-      </w:r>
-      <w:proofErr w:type="gramEnd"/>
-      <w:r>
-        <w:t>] products =</w:t>
-      </w:r>
-    </w:p>
-    <w:p>
-      <w:r>
-        <w:t xml:space="preserve">        {</w:t>
-      </w:r>
-    </w:p>
-    <w:p>
-      <w:r>
-        <w:t xml:space="preserve">            new </w:t>
-      </w:r>
-      <w:proofErr w:type="gramStart"/>
-      <w:r>
-        <w:t>Product(</w:t>
-      </w:r>
-      <w:proofErr w:type="gramEnd"/>
-      <w:r>
-        <w:t>101, "Laptop", "Electronics"),</w:t>
-      </w:r>
-    </w:p>
-    <w:p>
-      <w:r>
-        <w:t xml:space="preserve">            new </w:t>
-      </w:r>
-      <w:proofErr w:type="gramStart"/>
-      <w:r>
-        <w:t>Product(</w:t>
-      </w:r>
-      <w:proofErr w:type="gramEnd"/>
-      <w:r>
-        <w:t>102, "Mobile", "Electronics"),</w:t>
-      </w:r>
-    </w:p>
-    <w:p>
-      <w:r>
-        <w:t xml:space="preserve">            new </w:t>
-      </w:r>
-      <w:proofErr w:type="gramStart"/>
-      <w:r>
-        <w:t>Product(</w:t>
-      </w:r>
-      <w:proofErr w:type="gramEnd"/>
-      <w:r>
-        <w:t>103, "Shoes", "Fashion"),</w:t>
-      </w:r>
-    </w:p>
-    <w:p>
-      <w:r>
-        <w:t xml:space="preserve">            new </w:t>
-      </w:r>
-      <w:proofErr w:type="gramStart"/>
-      <w:r>
-        <w:t>Product(</w:t>
-      </w:r>
-      <w:proofErr w:type="gramEnd"/>
-      <w:r>
-        <w:t>104, "Watch", "Accessories"),</w:t>
-      </w:r>
-    </w:p>
-    <w:p>
-      <w:r>
-        <w:t xml:space="preserve">            new </w:t>
-      </w:r>
-      <w:proofErr w:type="gramStart"/>
-      <w:r>
-        <w:t>Product(</w:t>
-      </w:r>
-      <w:proofErr w:type="gramEnd"/>
-      <w:r>
-        <w:t>105, "Book", "Education")</w:t>
-      </w:r>
-    </w:p>
-    <w:p>
-      <w:r>
-        <w:t xml:space="preserve">        };</w:t>
-      </w:r>
-    </w:p>
-    <w:p/>
-    <w:p>
-      <w:r>
-        <w:t xml:space="preserve">        int </w:t>
-      </w:r>
-      <w:proofErr w:type="spellStart"/>
-      <w:r>
-        <w:t>searchId</w:t>
-      </w:r>
-      <w:proofErr w:type="spellEnd"/>
-      <w:r>
-        <w:t xml:space="preserve"> = 104;</w:t>
-      </w:r>
-    </w:p>
-    <w:p/>
-    <w:p>
-      <w:r>
-        <w:t xml:space="preserve">        Product </w:t>
-      </w:r>
-      <w:proofErr w:type="spellStart"/>
-      <w:r>
-        <w:t>linearResult</w:t>
-      </w:r>
-      <w:proofErr w:type="spellEnd"/>
-      <w:r>
-        <w:t xml:space="preserve"> = </w:t>
-      </w:r>
-      <w:proofErr w:type="spellStart"/>
-      <w:proofErr w:type="gramStart"/>
-      <w:r>
-        <w:t>LinearSearch</w:t>
-      </w:r>
-      <w:proofErr w:type="spellEnd"/>
-      <w:r>
-        <w:t>(</w:t>
-      </w:r>
-      <w:proofErr w:type="gramEnd"/>
-      <w:r>
-        <w:t xml:space="preserve">products, </w:t>
-      </w:r>
-      <w:proofErr w:type="spellStart"/>
-      <w:r>
-        <w:t>searchId</w:t>
-      </w:r>
-      <w:proofErr w:type="spellEnd"/>
-      <w:r>
-        <w:t>);</w:t>
-      </w:r>
-    </w:p>
-    <w:p>
-      <w:r>
-        <w:t xml:space="preserve">        if (</w:t>
-      </w:r>
-      <w:proofErr w:type="spellStart"/>
-      <w:proofErr w:type="gramStart"/>
-      <w:r>
-        <w:t>linearResult</w:t>
-      </w:r>
-      <w:proofErr w:type="spellEnd"/>
-      <w:r>
-        <w:t xml:space="preserve"> !</w:t>
-      </w:r>
-      <w:proofErr w:type="gramEnd"/>
-      <w:r>
-        <w:t>= null)</w:t>
-      </w:r>
-    </w:p>
-    <w:p>
-      <w:r>
-        <w:t xml:space="preserve">            </w:t>
-      </w:r>
       <w:proofErr w:type="spellStart"/>
       <w:r>
         <w:t>Console.WriteLine</w:t>
       </w:r>
       <w:proofErr w:type="spellEnd"/>
       <w:r>
-        <w:t xml:space="preserve">("Linear Search Found: " + </w:t>
-      </w:r>
-      <w:proofErr w:type="spellStart"/>
-      <w:r>
-        <w:t>linearResult.ProductName</w:t>
-      </w:r>
-      <w:proofErr w:type="spellEnd"/>
-      <w:r>
-        <w:t>);</w:t>
-      </w:r>
-    </w:p>
-    <w:p/>
-    <w:p>
-      <w:r>
-        <w:t xml:space="preserve">        Product </w:t>
-      </w:r>
-      <w:proofErr w:type="spellStart"/>
-      <w:r>
-        <w:t>binaryResult</w:t>
-      </w:r>
-      <w:proofErr w:type="spellEnd"/>
-      <w:r>
-        <w:t xml:space="preserve"> = </w:t>
-      </w:r>
-      <w:proofErr w:type="spellStart"/>
-      <w:proofErr w:type="gramStart"/>
-      <w:r>
-        <w:t>BinarySearch</w:t>
-      </w:r>
-      <w:proofErr w:type="spellEnd"/>
-      <w:r>
-        <w:t>(</w:t>
-      </w:r>
-      <w:proofErr w:type="gramEnd"/>
-      <w:r>
-        <w:t xml:space="preserve">products, </w:t>
-      </w:r>
-      <w:proofErr w:type="spellStart"/>
-      <w:r>
-        <w:t>searchId</w:t>
-      </w:r>
-      <w:proofErr w:type="spellEnd"/>
-      <w:r>
-        <w:t>);</w:t>
-      </w:r>
-    </w:p>
-    <w:p>
-      <w:r>
-        <w:t xml:space="preserve">        if (</w:t>
-      </w:r>
-      <w:proofErr w:type="spellStart"/>
-      <w:proofErr w:type="gramStart"/>
-      <w:r>
-        <w:t>binaryResult</w:t>
-      </w:r>
-      <w:proofErr w:type="spellEnd"/>
-      <w:r>
-        <w:t xml:space="preserve"> !</w:t>
-      </w:r>
-      <w:proofErr w:type="gramEnd"/>
-      <w:r>
-        <w:t>= null)</w:t>
-      </w:r>
-    </w:p>
-    <w:p>
-      <w:r>
-        <w:t xml:space="preserve">            </w:t>
+        <w:t>("\</w:t>
+      </w:r>
+      <w:proofErr w:type="spellStart"/>
+      <w:r>
+        <w:t>nTime</w:t>
+      </w:r>
+      <w:proofErr w:type="spellEnd"/>
+      <w:r>
+        <w:t xml:space="preserve"> Complexity Analysis:");</w:t>
+      </w:r>
+    </w:p>
+    <w:p>
+      <w:r>
+        <w:t xml:space="preserve">        </w:t>
       </w:r>
       <w:proofErr w:type="spellStart"/>
       <w:r>
@@ -973,18 +876,9 @@
       </w:r>
       <w:proofErr w:type="spellEnd"/>
       <w:r>
-        <w:t xml:space="preserve">("Binary Search Found: " + </w:t>
-      </w:r>
-      <w:proofErr w:type="spellStart"/>
-      <w:r>
-        <w:t>binaryResult.ProductName</w:t>
-      </w:r>
-      <w:proofErr w:type="spellEnd"/>
-      <w:r>
-        <w:t>);</w:t>
-      </w:r>
-    </w:p>
-    <w:p/>
+        <w:t>("Linear Search - Best: O(1), Average: O(n), Worst: O(n)");</w:t>
+      </w:r>
+    </w:p>
     <w:p>
       <w:r>
         <w:t xml:space="preserve">        </w:t>
@@ -995,15 +889,7 @@
       </w:r>
       <w:proofErr w:type="spellEnd"/>
       <w:r>
-        <w:t>("\</w:t>
-      </w:r>
-      <w:proofErr w:type="spellStart"/>
-      <w:r>
-        <w:t>nTime</w:t>
-      </w:r>
-      <w:proofErr w:type="spellEnd"/>
-      <w:r>
-        <w:t xml:space="preserve"> Complexity Analysis:");</w:t>
+        <w:t>("Binary Search - Best: O(1), Average: O(log n), Worst: O(log n)");</w:t>
       </w:r>
     </w:p>
     <w:p>
@@ -1016,64 +902,6 @@
       </w:r>
       <w:proofErr w:type="spellEnd"/>
       <w:r>
-        <w:t xml:space="preserve">("Linear Search - Best: </w:t>
-      </w:r>
-      <w:proofErr w:type="gramStart"/>
-      <w:r>
-        <w:t>O(</w:t>
-      </w:r>
-      <w:proofErr w:type="gramEnd"/>
-      <w:r>
-        <w:t>1), Average: O(n), Worst: O(n)");</w:t>
-      </w:r>
-    </w:p>
-    <w:p>
-      <w:r>
-        <w:t xml:space="preserve">        </w:t>
-      </w:r>
-      <w:proofErr w:type="spellStart"/>
-      <w:r>
-        <w:t>Console.WriteLine</w:t>
-      </w:r>
-      <w:proofErr w:type="spellEnd"/>
-      <w:r>
-        <w:t xml:space="preserve">("Binary Search - Best: </w:t>
-      </w:r>
-      <w:proofErr w:type="gramStart"/>
-      <w:r>
-        <w:t>O(</w:t>
-      </w:r>
-      <w:proofErr w:type="gramEnd"/>
-      <w:r>
-        <w:t xml:space="preserve">1), Average: </w:t>
-      </w:r>
-      <w:proofErr w:type="gramStart"/>
-      <w:r>
-        <w:t>O(</w:t>
-      </w:r>
-      <w:proofErr w:type="gramEnd"/>
-      <w:r>
-        <w:t xml:space="preserve">log n), Worst: </w:t>
-      </w:r>
-      <w:proofErr w:type="gramStart"/>
-      <w:r>
-        <w:t>O(</w:t>
-      </w:r>
-      <w:proofErr w:type="gramEnd"/>
-      <w:r>
-        <w:t>log n)");</w:t>
-      </w:r>
-    </w:p>
-    <w:p>
-      <w:r>
-        <w:t xml:space="preserve">        </w:t>
-      </w:r>
-      <w:proofErr w:type="spellStart"/>
-      <w:r>
-        <w:t>Console.WriteLine</w:t>
-      </w:r>
-      <w:proofErr w:type="spellEnd"/>
-      <w:r>
         <w:t>("Binary Search is more suitable for large e-commerce platforms because it is much faster on sorted data.");</w:t>
       </w:r>
     </w:p>
@@ -1094,6 +922,9 @@
     </w:p>
     <w:p>
       <w:r>
+        <w:rPr>
+          <w:noProof/>
+        </w:rPr>
         <w:drawing>
           <wp:inline distT="0" distB="0" distL="0" distR="0" wp14:anchorId="354C46CE" wp14:editId="34FC1A3D">
             <wp:extent cx="5731510" cy="1603375"/>
@@ -1340,6 +1171,9 @@
             </m:sup>
           </m:sSup>
           <m:r>
+            <m:rPr>
+              <m:sty m:val="p"/>
+            </m:rPr>
             <w:br/>
           </m:r>
         </m:oMath>
@@ -1360,9 +1194,9 @@
             <m:t>F(n)=F(n-1)×(1+GrowthRate)</m:t>
           </m:r>
           <m:r>
-            <w:rPr>
-              <w:i/>
-            </w:rPr>
+            <m:rPr>
+              <m:sty m:val="p"/>
+            </m:rPr>
             <w:br/>
           </m:r>
         </m:oMath>
@@ -1482,7 +1316,6 @@
         <w:t xml:space="preserve">    static double </w:t>
       </w:r>
       <w:proofErr w:type="spellStart"/>
-      <w:proofErr w:type="gramStart"/>
       <w:r>
         <w:rPr>
           <w:rFonts w:eastAsiaTheme="minorEastAsia"/>
@@ -1496,16 +1329,140 @@
           <w:rFonts w:eastAsiaTheme="minorEastAsia"/>
           <w:iCs/>
         </w:rPr>
+        <w:t xml:space="preserve">(double </w:t>
+      </w:r>
+      <w:proofErr w:type="spellStart"/>
+      <w:r>
+        <w:rPr>
+          <w:rFonts w:eastAsiaTheme="minorEastAsia"/>
+          <w:iCs/>
+        </w:rPr>
+        <w:t>currentValue</w:t>
+      </w:r>
+      <w:proofErr w:type="spellEnd"/>
+      <w:r>
+        <w:rPr>
+          <w:rFonts w:eastAsiaTheme="minorEastAsia"/>
+          <w:iCs/>
+        </w:rPr>
+        <w:t xml:space="preserve">, double </w:t>
+      </w:r>
+      <w:proofErr w:type="spellStart"/>
+      <w:r>
+        <w:rPr>
+          <w:rFonts w:eastAsiaTheme="minorEastAsia"/>
+          <w:iCs/>
+        </w:rPr>
+        <w:t>growthRate</w:t>
+      </w:r>
+      <w:proofErr w:type="spellEnd"/>
+      <w:r>
+        <w:rPr>
+          <w:rFonts w:eastAsiaTheme="minorEastAsia"/>
+          <w:iCs/>
+        </w:rPr>
+        <w:t>, int years)</w:t>
+      </w:r>
+    </w:p>
+    <w:p>
+      <w:pPr>
+        <w:rPr>
+          <w:rFonts w:eastAsiaTheme="minorEastAsia"/>
+          <w:iCs/>
+        </w:rPr>
+      </w:pPr>
+      <w:r>
+        <w:rPr>
+          <w:rFonts w:eastAsiaTheme="minorEastAsia"/>
+          <w:iCs/>
+        </w:rPr>
+        <w:t xml:space="preserve">    {</w:t>
+      </w:r>
+    </w:p>
+    <w:p>
+      <w:pPr>
+        <w:rPr>
+          <w:rFonts w:eastAsiaTheme="minorEastAsia"/>
+          <w:iCs/>
+        </w:rPr>
+      </w:pPr>
+      <w:r>
+        <w:rPr>
+          <w:rFonts w:eastAsiaTheme="minorEastAsia"/>
+          <w:iCs/>
+        </w:rPr>
+        <w:t xml:space="preserve">        if (years == 0)</w:t>
+      </w:r>
+    </w:p>
+    <w:p>
+      <w:pPr>
+        <w:rPr>
+          <w:rFonts w:eastAsiaTheme="minorEastAsia"/>
+          <w:iCs/>
+        </w:rPr>
+      </w:pPr>
+      <w:r>
+        <w:rPr>
+          <w:rFonts w:eastAsiaTheme="minorEastAsia"/>
+          <w:iCs/>
+        </w:rPr>
+        <w:t xml:space="preserve">            return </w:t>
+      </w:r>
+      <w:proofErr w:type="spellStart"/>
+      <w:r>
+        <w:rPr>
+          <w:rFonts w:eastAsiaTheme="minorEastAsia"/>
+          <w:iCs/>
+        </w:rPr>
+        <w:t>currentValue</w:t>
+      </w:r>
+      <w:proofErr w:type="spellEnd"/>
+      <w:r>
+        <w:rPr>
+          <w:rFonts w:eastAsiaTheme="minorEastAsia"/>
+          <w:iCs/>
+        </w:rPr>
+        <w:t>;</w:t>
+      </w:r>
+    </w:p>
+    <w:p>
+      <w:pPr>
+        <w:rPr>
+          <w:rFonts w:eastAsiaTheme="minorEastAsia"/>
+          <w:iCs/>
+        </w:rPr>
+      </w:pPr>
+    </w:p>
+    <w:p>
+      <w:pPr>
+        <w:rPr>
+          <w:rFonts w:eastAsiaTheme="minorEastAsia"/>
+          <w:iCs/>
+        </w:rPr>
+      </w:pPr>
+      <w:r>
+        <w:rPr>
+          <w:rFonts w:eastAsiaTheme="minorEastAsia"/>
+          <w:iCs/>
+        </w:rPr>
+        <w:t xml:space="preserve">        return </w:t>
+      </w:r>
+      <w:proofErr w:type="spellStart"/>
+      <w:r>
+        <w:rPr>
+          <w:rFonts w:eastAsiaTheme="minorEastAsia"/>
+          <w:iCs/>
+        </w:rPr>
+        <w:t>PredictFutureValue</w:t>
+      </w:r>
+      <w:proofErr w:type="spellEnd"/>
+      <w:r>
+        <w:rPr>
+          <w:rFonts w:eastAsiaTheme="minorEastAsia"/>
+          <w:iCs/>
+        </w:rPr>
         <w:t>(</w:t>
       </w:r>
-      <w:proofErr w:type="gramEnd"/>
-      <w:r>
-        <w:rPr>
-          <w:rFonts w:eastAsiaTheme="minorEastAsia"/>
-          <w:iCs/>
-        </w:rPr>
-        <w:t xml:space="preserve">double </w:t>
-      </w:r>
       <w:proofErr w:type="spellStart"/>
       <w:r>
         <w:rPr>
@@ -1520,7 +1477,7 @@
           <w:rFonts w:eastAsiaTheme="minorEastAsia"/>
           <w:iCs/>
         </w:rPr>
-        <w:t xml:space="preserve">, double </w:t>
+        <w:t xml:space="preserve"> * (1 + </w:t>
       </w:r>
       <w:proofErr w:type="spellStart"/>
       <w:r>
@@ -1536,7 +1493,77 @@
           <w:rFonts w:eastAsiaTheme="minorEastAsia"/>
           <w:iCs/>
         </w:rPr>
-        <w:t>, int years)</w:t>
+        <w:t xml:space="preserve">), </w:t>
+      </w:r>
+      <w:proofErr w:type="spellStart"/>
+      <w:r>
+        <w:rPr>
+          <w:rFonts w:eastAsiaTheme="minorEastAsia"/>
+          <w:iCs/>
+        </w:rPr>
+        <w:t>growthRate</w:t>
+      </w:r>
+      <w:proofErr w:type="spellEnd"/>
+      <w:r>
+        <w:rPr>
+          <w:rFonts w:eastAsiaTheme="minorEastAsia"/>
+          <w:iCs/>
+        </w:rPr>
+        <w:t>, years - 1);</w:t>
+      </w:r>
+    </w:p>
+    <w:p>
+      <w:pPr>
+        <w:rPr>
+          <w:rFonts w:eastAsiaTheme="minorEastAsia"/>
+          <w:iCs/>
+        </w:rPr>
+      </w:pPr>
+      <w:r>
+        <w:rPr>
+          <w:rFonts w:eastAsiaTheme="minorEastAsia"/>
+          <w:iCs/>
+        </w:rPr>
+        <w:t xml:space="preserve">    }</w:t>
+      </w:r>
+    </w:p>
+    <w:p>
+      <w:pPr>
+        <w:rPr>
+          <w:rFonts w:eastAsiaTheme="minorEastAsia"/>
+          <w:iCs/>
+        </w:rPr>
+      </w:pPr>
+    </w:p>
+    <w:p>
+      <w:pPr>
+        <w:rPr>
+          <w:rFonts w:eastAsiaTheme="minorEastAsia"/>
+          <w:iCs/>
+        </w:rPr>
+      </w:pPr>
+      <w:r>
+        <w:rPr>
+          <w:rFonts w:eastAsiaTheme="minorEastAsia"/>
+          <w:iCs/>
+        </w:rPr>
+        <w:t xml:space="preserve">    static void Main(string[] </w:t>
+      </w:r>
+      <w:proofErr w:type="spellStart"/>
+      <w:r>
+        <w:rPr>
+          <w:rFonts w:eastAsiaTheme="minorEastAsia"/>
+          <w:iCs/>
+        </w:rPr>
+        <w:t>args</w:t>
+      </w:r>
+      <w:proofErr w:type="spellEnd"/>
+      <w:r>
+        <w:rPr>
+          <w:rFonts w:eastAsiaTheme="minorEastAsia"/>
+          <w:iCs/>
+        </w:rPr>
+        <w:t>)</w:t>
       </w:r>
     </w:p>
     <w:p>
@@ -1566,22 +1593,7 @@
           <w:rFonts w:eastAsiaTheme="minorEastAsia"/>
           <w:iCs/>
         </w:rPr>
-        <w:t xml:space="preserve">        if (years == 0)</w:t>
-      </w:r>
-    </w:p>
-    <w:p>
-      <w:pPr>
-        <w:rPr>
-          <w:rFonts w:eastAsiaTheme="minorEastAsia"/>
-          <w:iCs/>
-        </w:rPr>
-      </w:pPr>
-      <w:r>
-        <w:rPr>
-          <w:rFonts w:eastAsiaTheme="minorEastAsia"/>
-          <w:iCs/>
-        </w:rPr>
-        <w:t xml:space="preserve">            return </w:t>
+        <w:t xml:space="preserve">        double </w:t>
       </w:r>
       <w:proofErr w:type="spellStart"/>
       <w:r>
@@ -1597,33 +1609,94 @@
           <w:rFonts w:eastAsiaTheme="minorEastAsia"/>
           <w:iCs/>
         </w:rPr>
-        <w:t>;</w:t>
-      </w:r>
-    </w:p>
-    <w:p>
-      <w:pPr>
-        <w:rPr>
-          <w:rFonts w:eastAsiaTheme="minorEastAsia"/>
-          <w:iCs/>
-        </w:rPr>
-      </w:pPr>
-    </w:p>
-    <w:p>
-      <w:pPr>
-        <w:rPr>
-          <w:rFonts w:eastAsiaTheme="minorEastAsia"/>
-          <w:iCs/>
-        </w:rPr>
-      </w:pPr>
-      <w:r>
-        <w:rPr>
-          <w:rFonts w:eastAsiaTheme="minorEastAsia"/>
-          <w:iCs/>
-        </w:rPr>
-        <w:t xml:space="preserve">        return </w:t>
-      </w:r>
-      <w:proofErr w:type="spellStart"/>
-      <w:proofErr w:type="gramStart"/>
+        <w:t xml:space="preserve"> = 10000;</w:t>
+      </w:r>
+    </w:p>
+    <w:p>
+      <w:pPr>
+        <w:rPr>
+          <w:rFonts w:eastAsiaTheme="minorEastAsia"/>
+          <w:iCs/>
+        </w:rPr>
+      </w:pPr>
+      <w:r>
+        <w:rPr>
+          <w:rFonts w:eastAsiaTheme="minorEastAsia"/>
+          <w:iCs/>
+        </w:rPr>
+        <w:t xml:space="preserve">        double </w:t>
+      </w:r>
+      <w:proofErr w:type="spellStart"/>
+      <w:r>
+        <w:rPr>
+          <w:rFonts w:eastAsiaTheme="minorEastAsia"/>
+          <w:iCs/>
+        </w:rPr>
+        <w:t>growthRate</w:t>
+      </w:r>
+      <w:proofErr w:type="spellEnd"/>
+      <w:r>
+        <w:rPr>
+          <w:rFonts w:eastAsiaTheme="minorEastAsia"/>
+          <w:iCs/>
+        </w:rPr>
+        <w:t xml:space="preserve"> = 0.10;</w:t>
+      </w:r>
+    </w:p>
+    <w:p>
+      <w:pPr>
+        <w:rPr>
+          <w:rFonts w:eastAsiaTheme="minorEastAsia"/>
+          <w:iCs/>
+        </w:rPr>
+      </w:pPr>
+      <w:r>
+        <w:rPr>
+          <w:rFonts w:eastAsiaTheme="minorEastAsia"/>
+          <w:iCs/>
+        </w:rPr>
+        <w:t xml:space="preserve">        int years = 5;</w:t>
+      </w:r>
+    </w:p>
+    <w:p>
+      <w:pPr>
+        <w:rPr>
+          <w:rFonts w:eastAsiaTheme="minorEastAsia"/>
+          <w:iCs/>
+        </w:rPr>
+      </w:pPr>
+    </w:p>
+    <w:p>
+      <w:pPr>
+        <w:rPr>
+          <w:rFonts w:eastAsiaTheme="minorEastAsia"/>
+          <w:iCs/>
+        </w:rPr>
+      </w:pPr>
+      <w:r>
+        <w:rPr>
+          <w:rFonts w:eastAsiaTheme="minorEastAsia"/>
+          <w:iCs/>
+        </w:rPr>
+        <w:t xml:space="preserve">        double </w:t>
+      </w:r>
+      <w:proofErr w:type="spellStart"/>
+      <w:r>
+        <w:rPr>
+          <w:rFonts w:eastAsiaTheme="minorEastAsia"/>
+          <w:iCs/>
+        </w:rPr>
+        <w:t>futureValue</w:t>
+      </w:r>
+      <w:proofErr w:type="spellEnd"/>
+      <w:r>
+        <w:rPr>
+          <w:rFonts w:eastAsiaTheme="minorEastAsia"/>
+          <w:iCs/>
+        </w:rPr>
+        <w:t xml:space="preserve"> = </w:t>
+      </w:r>
+      <w:proofErr w:type="spellStart"/>
       <w:r>
         <w:rPr>
           <w:rFonts w:eastAsiaTheme="minorEastAsia"/>
@@ -1640,274 +1713,6 @@
         <w:t>(</w:t>
       </w:r>
       <w:proofErr w:type="spellStart"/>
-      <w:proofErr w:type="gramEnd"/>
-      <w:r>
-        <w:rPr>
-          <w:rFonts w:eastAsiaTheme="minorEastAsia"/>
-          <w:iCs/>
-        </w:rPr>
-        <w:t>currentValue</w:t>
-      </w:r>
-      <w:proofErr w:type="spellEnd"/>
-      <w:r>
-        <w:rPr>
-          <w:rFonts w:eastAsiaTheme="minorEastAsia"/>
-          <w:iCs/>
-        </w:rPr>
-        <w:t xml:space="preserve"> * (1 + </w:t>
-      </w:r>
-      <w:proofErr w:type="spellStart"/>
-      <w:r>
-        <w:rPr>
-          <w:rFonts w:eastAsiaTheme="minorEastAsia"/>
-          <w:iCs/>
-        </w:rPr>
-        <w:t>growthRate</w:t>
-      </w:r>
-      <w:proofErr w:type="spellEnd"/>
-      <w:r>
-        <w:rPr>
-          <w:rFonts w:eastAsiaTheme="minorEastAsia"/>
-          <w:iCs/>
-        </w:rPr>
-        <w:t xml:space="preserve">), </w:t>
-      </w:r>
-      <w:proofErr w:type="spellStart"/>
-      <w:r>
-        <w:rPr>
-          <w:rFonts w:eastAsiaTheme="minorEastAsia"/>
-          <w:iCs/>
-        </w:rPr>
-        <w:t>growthRate</w:t>
-      </w:r>
-      <w:proofErr w:type="spellEnd"/>
-      <w:r>
-        <w:rPr>
-          <w:rFonts w:eastAsiaTheme="minorEastAsia"/>
-          <w:iCs/>
-        </w:rPr>
-        <w:t>, years - 1);</w:t>
-      </w:r>
-    </w:p>
-    <w:p>
-      <w:pPr>
-        <w:rPr>
-          <w:rFonts w:eastAsiaTheme="minorEastAsia"/>
-          <w:iCs/>
-        </w:rPr>
-      </w:pPr>
-      <w:r>
-        <w:rPr>
-          <w:rFonts w:eastAsiaTheme="minorEastAsia"/>
-          <w:iCs/>
-        </w:rPr>
-        <w:t xml:space="preserve">    }</w:t>
-      </w:r>
-    </w:p>
-    <w:p>
-      <w:pPr>
-        <w:rPr>
-          <w:rFonts w:eastAsiaTheme="minorEastAsia"/>
-          <w:iCs/>
-        </w:rPr>
-      </w:pPr>
-    </w:p>
-    <w:p>
-      <w:pPr>
-        <w:rPr>
-          <w:rFonts w:eastAsiaTheme="minorEastAsia"/>
-          <w:iCs/>
-        </w:rPr>
-      </w:pPr>
-      <w:r>
-        <w:rPr>
-          <w:rFonts w:eastAsiaTheme="minorEastAsia"/>
-          <w:iCs/>
-        </w:rPr>
-        <w:t xml:space="preserve">    static void Main(</w:t>
-      </w:r>
-      <w:proofErr w:type="gramStart"/>
-      <w:r>
-        <w:rPr>
-          <w:rFonts w:eastAsiaTheme="minorEastAsia"/>
-          <w:iCs/>
-        </w:rPr>
-        <w:t>string[</w:t>
-      </w:r>
-      <w:proofErr w:type="gramEnd"/>
-      <w:r>
-        <w:rPr>
-          <w:rFonts w:eastAsiaTheme="minorEastAsia"/>
-          <w:iCs/>
-        </w:rPr>
-        <w:t xml:space="preserve">] </w:t>
-      </w:r>
-      <w:proofErr w:type="spellStart"/>
-      <w:r>
-        <w:rPr>
-          <w:rFonts w:eastAsiaTheme="minorEastAsia"/>
-          <w:iCs/>
-        </w:rPr>
-        <w:t>args</w:t>
-      </w:r>
-      <w:proofErr w:type="spellEnd"/>
-      <w:r>
-        <w:rPr>
-          <w:rFonts w:eastAsiaTheme="minorEastAsia"/>
-          <w:iCs/>
-        </w:rPr>
-        <w:t>)</w:t>
-      </w:r>
-    </w:p>
-    <w:p>
-      <w:pPr>
-        <w:rPr>
-          <w:rFonts w:eastAsiaTheme="minorEastAsia"/>
-          <w:iCs/>
-        </w:rPr>
-      </w:pPr>
-      <w:r>
-        <w:rPr>
-          <w:rFonts w:eastAsiaTheme="minorEastAsia"/>
-          <w:iCs/>
-        </w:rPr>
-        <w:t xml:space="preserve">    {</w:t>
-      </w:r>
-    </w:p>
-    <w:p>
-      <w:pPr>
-        <w:rPr>
-          <w:rFonts w:eastAsiaTheme="minorEastAsia"/>
-          <w:iCs/>
-        </w:rPr>
-      </w:pPr>
-      <w:r>
-        <w:rPr>
-          <w:rFonts w:eastAsiaTheme="minorEastAsia"/>
-          <w:iCs/>
-        </w:rPr>
-        <w:t xml:space="preserve">        double </w:t>
-      </w:r>
-      <w:proofErr w:type="spellStart"/>
-      <w:r>
-        <w:rPr>
-          <w:rFonts w:eastAsiaTheme="minorEastAsia"/>
-          <w:iCs/>
-        </w:rPr>
-        <w:t>currentValue</w:t>
-      </w:r>
-      <w:proofErr w:type="spellEnd"/>
-      <w:r>
-        <w:rPr>
-          <w:rFonts w:eastAsiaTheme="minorEastAsia"/>
-          <w:iCs/>
-        </w:rPr>
-        <w:t xml:space="preserve"> = 10000;</w:t>
-      </w:r>
-    </w:p>
-    <w:p>
-      <w:pPr>
-        <w:rPr>
-          <w:rFonts w:eastAsiaTheme="minorEastAsia"/>
-          <w:iCs/>
-        </w:rPr>
-      </w:pPr>
-      <w:r>
-        <w:rPr>
-          <w:rFonts w:eastAsiaTheme="minorEastAsia"/>
-          <w:iCs/>
-        </w:rPr>
-        <w:t xml:space="preserve">        double </w:t>
-      </w:r>
-      <w:proofErr w:type="spellStart"/>
-      <w:r>
-        <w:rPr>
-          <w:rFonts w:eastAsiaTheme="minorEastAsia"/>
-          <w:iCs/>
-        </w:rPr>
-        <w:t>growthRate</w:t>
-      </w:r>
-      <w:proofErr w:type="spellEnd"/>
-      <w:r>
-        <w:rPr>
-          <w:rFonts w:eastAsiaTheme="minorEastAsia"/>
-          <w:iCs/>
-        </w:rPr>
-        <w:t xml:space="preserve"> = 0.10;</w:t>
-      </w:r>
-    </w:p>
-    <w:p>
-      <w:pPr>
-        <w:rPr>
-          <w:rFonts w:eastAsiaTheme="minorEastAsia"/>
-          <w:iCs/>
-        </w:rPr>
-      </w:pPr>
-      <w:r>
-        <w:rPr>
-          <w:rFonts w:eastAsiaTheme="minorEastAsia"/>
-          <w:iCs/>
-        </w:rPr>
-        <w:t xml:space="preserve">        int years = 5;</w:t>
-      </w:r>
-    </w:p>
-    <w:p>
-      <w:pPr>
-        <w:rPr>
-          <w:rFonts w:eastAsiaTheme="minorEastAsia"/>
-          <w:iCs/>
-        </w:rPr>
-      </w:pPr>
-    </w:p>
-    <w:p>
-      <w:pPr>
-        <w:rPr>
-          <w:rFonts w:eastAsiaTheme="minorEastAsia"/>
-          <w:iCs/>
-        </w:rPr>
-      </w:pPr>
-      <w:r>
-        <w:rPr>
-          <w:rFonts w:eastAsiaTheme="minorEastAsia"/>
-          <w:iCs/>
-        </w:rPr>
-        <w:t xml:space="preserve">        double </w:t>
-      </w:r>
-      <w:proofErr w:type="spellStart"/>
-      <w:r>
-        <w:rPr>
-          <w:rFonts w:eastAsiaTheme="minorEastAsia"/>
-          <w:iCs/>
-        </w:rPr>
-        <w:t>futureValue</w:t>
-      </w:r>
-      <w:proofErr w:type="spellEnd"/>
-      <w:r>
-        <w:rPr>
-          <w:rFonts w:eastAsiaTheme="minorEastAsia"/>
-          <w:iCs/>
-        </w:rPr>
-        <w:t xml:space="preserve"> = </w:t>
-      </w:r>
-      <w:proofErr w:type="spellStart"/>
-      <w:proofErr w:type="gramStart"/>
-      <w:r>
-        <w:rPr>
-          <w:rFonts w:eastAsiaTheme="minorEastAsia"/>
-          <w:iCs/>
-        </w:rPr>
-        <w:t>PredictFutureValue</w:t>
-      </w:r>
-      <w:proofErr w:type="spellEnd"/>
-      <w:r>
-        <w:rPr>
-          <w:rFonts w:eastAsiaTheme="minorEastAsia"/>
-          <w:iCs/>
-        </w:rPr>
-        <w:t>(</w:t>
-      </w:r>
-      <w:proofErr w:type="spellStart"/>
-      <w:proofErr w:type="gramEnd"/>
       <w:r>
         <w:rPr>
           <w:rFonts w:eastAsiaTheme="minorEastAsia"/>
@@ -2190,6 +1995,7 @@
       <w:r>
         <w:rPr>
           <w:i/>
+          <w:noProof/>
         </w:rPr>
         <w:drawing>
           <wp:inline distT="0" distB="0" distL="0" distR="0" wp14:anchorId="3D00E125" wp14:editId="65CA13D1">
@@ -3163,6 +2969,7 @@
   <w:style w:type="character" w:default="1" w:styleId="DefaultParagraphFont">
     <w:name w:val="Default Paragraph Font"/>
     <w:uiPriority w:val="1"/>
+    <w:semiHidden/>
     <w:unhideWhenUsed/>
   </w:style>
   <w:style w:type="table" w:default="1" w:styleId="TableNormal">
